--- a/sql.docx
+++ b/sql.docx
@@ -169,9 +169,11 @@
     <w:p>
       <w:r>
         <w:rPr>
-          <w:rFonts w:hint="eastAsia"/>
-        </w:rPr>
-        <w:t>Then, copy all the files in net-banking to the root directory of the small Pi website and import the decompressed SQL database into the small Pi</w:t>
+          <w:rFonts w:ascii="宋体" w:hAnsi="宋体" w:eastAsia="宋体" w:cs="宋体"/>
+          <w:sz w:val="24"/>
+          <w:szCs w:val="24"/>
+        </w:rPr>
+        <w:t>Next, copy all files from the online banking system to the root directory of the phpstudy_pro website. Then, import the decompressed SQL database into phpstudy_pro and open the connect.php file to configure the database connection.</w:t>
       </w:r>
     </w:p>
     <w:p>
@@ -265,6 +267,51 @@
       </w:r>
     </w:p>
     <w:p>
+      <w:r>
+        <w:drawing>
+          <wp:inline distT="0" distB="0" distL="114300" distR="114300">
+            <wp:extent cx="5266690" cy="2687955"/>
+            <wp:effectExtent l="0" t="0" r="6350" b="9525"/>
+            <wp:docPr id="11" name="图片 1"/>
+            <wp:cNvGraphicFramePr>
+              <a:graphicFrameLocks xmlns:a="http://schemas.openxmlformats.org/drawingml/2006/main" noChangeAspect="1"/>
+            </wp:cNvGraphicFramePr>
+            <a:graphic xmlns:a="http://schemas.openxmlformats.org/drawingml/2006/main">
+              <a:graphicData uri="http://schemas.openxmlformats.org/drawingml/2006/picture">
+                <pic:pic xmlns:pic="http://schemas.openxmlformats.org/drawingml/2006/picture">
+                  <pic:nvPicPr>
+                    <pic:cNvPr id="11" name="图片 1"/>
+                    <pic:cNvPicPr>
+                      <a:picLocks noChangeAspect="1"/>
+                    </pic:cNvPicPr>
+                  </pic:nvPicPr>
+                  <pic:blipFill>
+                    <a:blip r:embed="rId8"/>
+                    <a:stretch>
+                      <a:fillRect/>
+                    </a:stretch>
+                  </pic:blipFill>
+                  <pic:spPr>
+                    <a:xfrm>
+                      <a:off x="0" y="0"/>
+                      <a:ext cx="5266690" cy="2687955"/>
+                    </a:xfrm>
+                    <a:prstGeom prst="rect">
+                      <a:avLst/>
+                    </a:prstGeom>
+                    <a:noFill/>
+                    <a:ln>
+                      <a:noFill/>
+                    </a:ln>
+                  </pic:spPr>
+                </pic:pic>
+              </a:graphicData>
+            </a:graphic>
+          </wp:inline>
+        </w:drawing>
+      </w:r>
+    </w:p>
+    <w:p>
       <w:pPr>
         <w:rPr>
           <w:rFonts w:hint="eastAsia"/>
@@ -299,7 +346,7 @@
                     </pic:cNvPicPr>
                   </pic:nvPicPr>
                   <pic:blipFill>
-                    <a:blip r:embed="rId8"/>
+                    <a:blip r:embed="rId9"/>
                     <a:stretch>
                       <a:fillRect/>
                     </a:stretch>
@@ -325,13 +372,62 @@
       </w:r>
     </w:p>
     <w:p>
-      <w:r>
-        <w:rPr>
-          <w:rFonts w:hint="eastAsia"/>
-          <w:lang w:val="en-US" w:eastAsia="zh-CN"/>
-        </w:rPr>
-        <w:t>Then open the built target field and get the account from the database to log in</w:t>
-      </w:r>
+      <w:pPr>
+        <w:rPr>
+          <w:rFonts w:hint="eastAsia" w:ascii="宋体" w:hAnsi="宋体" w:eastAsia="宋体" w:cs="宋体"/>
+          <w:sz w:val="24"/>
+          <w:szCs w:val="24"/>
+          <w:lang w:val="en-US" w:eastAsia="zh-CN"/>
+        </w:rPr>
+      </w:pPr>
+      <w:r>
+        <w:rPr>
+          <w:rFonts w:ascii="宋体" w:hAnsi="宋体" w:eastAsia="宋体" w:cs="宋体"/>
+          <w:sz w:val="24"/>
+          <w:szCs w:val="24"/>
+        </w:rPr>
+        <w:t>Then open the built database, retrieve account information from it to log in. You can easily obtain a regular user account and log in.</w:t>
+      </w:r>
+    </w:p>
+    <w:p>
+      <w:pPr>
+        <w:rPr>
+          <w:rFonts w:hint="eastAsia" w:ascii="宋体" w:hAnsi="宋体" w:eastAsia="宋体" w:cs="宋体"/>
+          <w:sz w:val="24"/>
+          <w:szCs w:val="24"/>
+          <w:lang w:val="en-US" w:eastAsia="zh-CN"/>
+        </w:rPr>
+      </w:pPr>
+      <w:r>
+        <w:rPr>
+          <w:rFonts w:hint="eastAsia" w:ascii="宋体" w:hAnsi="宋体" w:eastAsia="宋体" w:cs="宋体"/>
+          <w:sz w:val="24"/>
+          <w:szCs w:val="24"/>
+          <w:lang w:val="en-US" w:eastAsia="zh-CN"/>
+        </w:rPr>
+        <w:t>Account：salman</w:t>
+      </w:r>
+    </w:p>
+    <w:p>
+      <w:pPr>
+        <w:rPr>
+          <w:rFonts w:hint="default" w:ascii="宋体" w:hAnsi="宋体" w:eastAsia="宋体" w:cs="宋体"/>
+          <w:sz w:val="24"/>
+          <w:szCs w:val="24"/>
+          <w:lang w:val="en-US" w:eastAsia="zh-CN"/>
+        </w:rPr>
+      </w:pPr>
+      <w:r>
+        <w:rPr>
+          <w:rFonts w:hint="eastAsia" w:ascii="宋体" w:hAnsi="宋体" w:eastAsia="宋体" w:cs="宋体"/>
+          <w:sz w:val="24"/>
+          <w:szCs w:val="24"/>
+          <w:lang w:val="en-US" w:eastAsia="zh-CN"/>
+        </w:rPr>
+        <w:t>Password：salman123</w:t>
+      </w:r>
+    </w:p>
+    <w:p>
       <w:r>
         <w:drawing>
           <wp:inline distT="0" distB="0" distL="114300" distR="114300">
@@ -351,7 +447,7 @@
                     </pic:cNvPicPr>
                   </pic:nvPicPr>
                   <pic:blipFill>
-                    <a:blip r:embed="rId9"/>
+                    <a:blip r:embed="rId10"/>
                     <a:stretch>
                       <a:fillRect/>
                     </a:stretch>
@@ -377,11 +473,19 @@
       </w:r>
     </w:p>
     <w:p>
-      <w:r>
-        <w:rPr>
-          <w:rFonts w:hint="eastAsia"/>
-        </w:rPr>
-        <w:t>Then you go into this page and you see that there's an ID in this location and you can change the ID to get different responses</w:t>
+      <w:pPr>
+        <w:rPr>
+          <w:sz w:val="21"/>
+          <w:szCs w:val="21"/>
+        </w:rPr>
+      </w:pPr>
+      <w:r>
+        <w:rPr>
+          <w:rFonts w:ascii="宋体" w:hAnsi="宋体" w:eastAsia="宋体" w:cs="宋体"/>
+          <w:sz w:val="21"/>
+          <w:szCs w:val="21"/>
+        </w:rPr>
+        <w:t>After logging into the homepage, click the 'send' button on the page below 'Fanxian Send' to view it. Check the URL bar for any IDs, then use hacking tools to verify if there's a SQL injection vulnerability.</w:t>
       </w:r>
     </w:p>
     <w:p>
@@ -404,7 +508,7 @@
                     </pic:cNvPicPr>
                   </pic:nvPicPr>
                   <pic:blipFill>
-                    <a:blip r:embed="rId10"/>
+                    <a:blip r:embed="rId11"/>
                     <a:stretch>
                       <a:fillRect/>
                     </a:stretch>
@@ -433,6 +537,52 @@
       <w:r>
         <w:drawing>
           <wp:inline distT="0" distB="0" distL="114300" distR="114300">
+            <wp:extent cx="5269865" cy="982980"/>
+            <wp:effectExtent l="0" t="0" r="3175" b="7620"/>
+            <wp:docPr id="10" name="图片 1"/>
+            <wp:cNvGraphicFramePr>
+              <a:graphicFrameLocks xmlns:a="http://schemas.openxmlformats.org/drawingml/2006/main" noChangeAspect="1"/>
+            </wp:cNvGraphicFramePr>
+            <a:graphic xmlns:a="http://schemas.openxmlformats.org/drawingml/2006/main">
+              <a:graphicData uri="http://schemas.openxmlformats.org/drawingml/2006/picture">
+                <pic:pic xmlns:pic="http://schemas.openxmlformats.org/drawingml/2006/picture">
+                  <pic:nvPicPr>
+                    <pic:cNvPr id="10" name="图片 1"/>
+                    <pic:cNvPicPr>
+                      <a:picLocks noChangeAspect="1"/>
+                    </pic:cNvPicPr>
+                  </pic:nvPicPr>
+                  <pic:blipFill>
+                    <a:blip r:embed="rId12"/>
+                    <a:stretch>
+                      <a:fillRect/>
+                    </a:stretch>
+                  </pic:blipFill>
+                  <pic:spPr>
+                    <a:xfrm>
+                      <a:off x="0" y="0"/>
+                      <a:ext cx="5269865" cy="982980"/>
+                    </a:xfrm>
+                    <a:prstGeom prst="rect">
+                      <a:avLst/>
+                    </a:prstGeom>
+                    <a:noFill/>
+                    <a:ln>
+                      <a:noFill/>
+                    </a:ln>
+                  </pic:spPr>
+                </pic:pic>
+              </a:graphicData>
+            </a:graphic>
+          </wp:inline>
+        </w:drawing>
+      </w:r>
+    </w:p>
+    <w:p/>
+    <w:p>
+      <w:r>
+        <w:drawing>
+          <wp:inline distT="0" distB="0" distL="114300" distR="114300">
             <wp:extent cx="5264150" cy="1856740"/>
             <wp:effectExtent l="0" t="0" r="8890" b="2540"/>
             <wp:docPr id="9" name="图片 8"/>
@@ -449,7 +599,7 @@
                     </pic:cNvPicPr>
                   </pic:nvPicPr>
                   <pic:blipFill>
-                    <a:blip r:embed="rId11"/>
+                    <a:blip r:embed="rId13"/>
                     <a:stretch>
                       <a:fillRect/>
                     </a:stretch>
@@ -475,13 +625,96 @@
       </w:r>
     </w:p>
     <w:p>
-      <w:r>
+      <w:pPr>
         <w:rPr>
           <w:rFonts w:hint="eastAsia"/>
           <w:lang w:val="en-US" w:eastAsia="zh-CN"/>
         </w:rPr>
+      </w:pPr>
+      <w:r>
+        <w:rPr>
+          <w:rFonts w:hint="eastAsia"/>
+          <w:lang w:val="en-US" w:eastAsia="zh-CN"/>
+        </w:rPr>
         <w:t>Then the test was carried out first to get that the table has 14 columns, and then the database user name and version number were obtained at the reply position through sql injection</w:t>
       </w:r>
+    </w:p>
+    <w:p>
+      <w:pPr>
+        <w:rPr>
+          <w:rFonts w:hint="eastAsia"/>
+          <w:lang w:val="en-US" w:eastAsia="zh-CN"/>
+        </w:rPr>
+      </w:pPr>
+      <w:r>
+        <w:rPr>
+          <w:rFonts w:hint="eastAsia"/>
+          <w:lang w:val="en-US" w:eastAsia="zh-CN"/>
+        </w:rPr>
+        <w:t>Payload：?cust_id=-1 order by 14 --+</w:t>
+      </w:r>
+    </w:p>
+    <w:p>
+      <w:pPr>
+        <w:rPr>
+          <w:rFonts w:hint="default"/>
+          <w:lang w:val="en-US" w:eastAsia="zh-CN"/>
+        </w:rPr>
+      </w:pPr>
+      <w:r>
+        <w:rPr>
+          <w:rFonts w:hint="default"/>
+          <w:lang w:val="en-US" w:eastAsia="zh-CN"/>
+        </w:rPr>
+        <w:t>?cust_id=-1  UNION SELECT 1,database(),version(),4,5,6,7,8,9,10,11,12,13,14 --+</w:t>
+      </w:r>
+    </w:p>
+    <w:p>
+      <w:r>
+        <w:drawing>
+          <wp:inline distT="0" distB="0" distL="114300" distR="114300">
+            <wp:extent cx="5265420" cy="1628140"/>
+            <wp:effectExtent l="0" t="0" r="7620" b="2540"/>
+            <wp:docPr id="12" name="图片 1"/>
+            <wp:cNvGraphicFramePr>
+              <a:graphicFrameLocks xmlns:a="http://schemas.openxmlformats.org/drawingml/2006/main" noChangeAspect="1"/>
+            </wp:cNvGraphicFramePr>
+            <a:graphic xmlns:a="http://schemas.openxmlformats.org/drawingml/2006/main">
+              <a:graphicData uri="http://schemas.openxmlformats.org/drawingml/2006/picture">
+                <pic:pic xmlns:pic="http://schemas.openxmlformats.org/drawingml/2006/picture">
+                  <pic:nvPicPr>
+                    <pic:cNvPr id="12" name="图片 1"/>
+                    <pic:cNvPicPr>
+                      <a:picLocks noChangeAspect="1"/>
+                    </pic:cNvPicPr>
+                  </pic:nvPicPr>
+                  <pic:blipFill>
+                    <a:blip r:embed="rId14"/>
+                    <a:stretch>
+                      <a:fillRect/>
+                    </a:stretch>
+                  </pic:blipFill>
+                  <pic:spPr>
+                    <a:xfrm>
+                      <a:off x="0" y="0"/>
+                      <a:ext cx="5265420" cy="1628140"/>
+                    </a:xfrm>
+                    <a:prstGeom prst="rect">
+                      <a:avLst/>
+                    </a:prstGeom>
+                    <a:noFill/>
+                    <a:ln>
+                      <a:noFill/>
+                    </a:ln>
+                  </pic:spPr>
+                </pic:pic>
+              </a:graphicData>
+            </a:graphic>
+          </wp:inline>
+        </w:drawing>
+      </w:r>
+      <w:bookmarkStart w:id="0" w:name="_GoBack"/>
+      <w:bookmarkEnd w:id="0"/>
       <w:r>
         <w:drawing>
           <wp:inline distT="0" distB="0" distL="114300" distR="114300">
@@ -501,7 +734,7 @@
                     </pic:cNvPicPr>
                   </pic:nvPicPr>
                   <pic:blipFill>
-                    <a:blip r:embed="rId12"/>
+                    <a:blip r:embed="rId15"/>
                     <a:stretch>
                       <a:fillRect/>
                     </a:stretch>
@@ -540,8 +773,6 @@
         </w:rPr>
         <w:t>It can be found that the website configuration has a SQL injection vulnerability and information can be obtained</w:t>
       </w:r>
-      <w:bookmarkStart w:id="0" w:name="_GoBack"/>
-      <w:bookmarkEnd w:id="0"/>
     </w:p>
     <w:sectPr>
       <w:pgSz w:w="11906" w:h="16838"/>
@@ -667,7 +898,7 @@
     <w:lsdException w:unhideWhenUsed="0" w:uiPriority="0" w:semiHidden="0" w:name="HTML Sample"/>
     <w:lsdException w:unhideWhenUsed="0" w:uiPriority="0" w:semiHidden="0" w:name="HTML Typewriter"/>
     <w:lsdException w:unhideWhenUsed="0" w:uiPriority="0" w:semiHidden="0" w:name="HTML Variable"/>
-    <w:lsdException w:unhideWhenUsed="0" w:uiPriority="0" w:name="Normal Table"/>
+    <w:lsdException w:qFormat="1" w:unhideWhenUsed="0" w:uiPriority="0" w:name="Normal Table"/>
     <w:lsdException w:unhideWhenUsed="0" w:uiPriority="0" w:semiHidden="0" w:name="annotation subject"/>
     <w:lsdException w:unhideWhenUsed="0" w:uiPriority="0" w:semiHidden="0" w:name="Table Simple 1"/>
     <w:lsdException w:unhideWhenUsed="0" w:uiPriority="0" w:semiHidden="0" w:name="Table Simple 2"/>
@@ -838,6 +1069,7 @@
   <w:style w:type="table" w:default="1" w:styleId="2">
     <w:name w:val="Normal Table"/>
     <w:semiHidden/>
+    <w:qFormat/>
     <w:uiPriority w:val="0"/>
     <w:tblPr>
       <w:tblCellMar>
